--- a/20250823 Отчет2 Блынский.docx
+++ b/20250823 Отчет2 Блынский.docx
@@ -1,6 +1,6 @@
 
 <file path=word/document.xml><?xml version="1.0" encoding="utf-8"?>
-<w:document xmlns:wpc="http://schemas.microsoft.com/office/word/2010/wordprocessingCanvas" xmlns:cx="http://schemas.microsoft.com/office/drawing/2014/chartex" xmlns:cx1="http://schemas.microsoft.com/office/drawing/2015/9/8/chartex" xmlns:cx2="http://schemas.microsoft.com/office/drawing/2015/10/21/chartex" xmlns:cx3="http://schemas.microsoft.com/office/drawing/2016/5/9/chartex" xmlns:cx4="http://schemas.microsoft.com/office/drawing/2016/5/10/chartex" xmlns:cx5="http://schemas.microsoft.com/office/drawing/2016/5/11/chartex" xmlns:cx6="http://schemas.microsoft.com/office/drawing/2016/5/12/chartex" xmlns:cx7="http://schemas.microsoft.com/office/drawing/2016/5/13/chartex" xmlns:cx8="http://schemas.microsoft.com/office/drawing/2016/5/14/chartex" xmlns:mc="http://schemas.openxmlformats.org/markup-compatibility/2006" xmlns:aink="http://schemas.microsoft.com/office/drawing/2016/ink" xmlns:am3d="http://schemas.microsoft.com/office/drawing/2017/model3d" xmlns:o="urn:schemas-microsoft-com:office:office" xmlns:r="http://schemas.openxmlformats.org/officeDocument/2006/relationships" xmlns:m="http://schemas.openxmlformats.org/officeDocument/2006/math" xmlns:v="urn:schemas-microsoft-com:vml" xmlns:wp14="http://schemas.microsoft.com/office/word/2010/wordprocessingDrawing" xmlns:wp="http://schemas.openxmlformats.org/drawingml/2006/wordprocessingDrawing" xmlns:w10="urn:schemas-microsoft-com:office:word" xmlns:w="http://schemas.openxmlformats.org/wordprocessingml/2006/main" xmlns:w14="http://schemas.microsoft.com/office/word/2010/wordml" xmlns:w15="http://schemas.microsoft.com/office/word/2012/wordml" xmlns:w16cex="http://schemas.microsoft.com/office/word/2018/wordml/cex" xmlns:w16cid="http://schemas.microsoft.com/office/word/2016/wordml/cid" xmlns:w16="http://schemas.microsoft.com/office/word/2018/wordml" xmlns:w16se="http://schemas.microsoft.com/office/word/2015/wordml/symex" xmlns:wpg="http://schemas.microsoft.com/office/word/2010/wordprocessingGroup" xmlns:wpi="http://schemas.microsoft.com/office/word/2010/wordprocessingInk" xmlns:wne="http://schemas.microsoft.com/office/word/2006/wordml" xmlns:wps="http://schemas.microsoft.com/office/word/2010/wordprocessingShape" mc:Ignorable="w14 w15 w16se w16cid w16 w16cex wp14">
+<w:document xmlns:wpc="http://schemas.microsoft.com/office/word/2010/wordprocessingCanvas" xmlns:cx="http://schemas.microsoft.com/office/drawing/2014/chartex" xmlns:cx1="http://schemas.microsoft.com/office/drawing/2015/9/8/chartex" xmlns:mc="http://schemas.openxmlformats.org/markup-compatibility/2006" xmlns:o="urn:schemas-microsoft-com:office:office" xmlns:r="http://schemas.openxmlformats.org/officeDocument/2006/relationships" xmlns:m="http://schemas.openxmlformats.org/officeDocument/2006/math" xmlns:v="urn:schemas-microsoft-com:vml" xmlns:wp14="http://schemas.microsoft.com/office/word/2010/wordprocessingDrawing" xmlns:wp="http://schemas.openxmlformats.org/drawingml/2006/wordprocessingDrawing" xmlns:w10="urn:schemas-microsoft-com:office:word" xmlns:w="http://schemas.openxmlformats.org/wordprocessingml/2006/main" xmlns:w14="http://schemas.microsoft.com/office/word/2010/wordml" xmlns:w15="http://schemas.microsoft.com/office/word/2012/wordml" xmlns:w16se="http://schemas.microsoft.com/office/word/2015/wordml/symex" xmlns:wpg="http://schemas.microsoft.com/office/word/2010/wordprocessingGroup" xmlns:wpi="http://schemas.microsoft.com/office/word/2010/wordprocessingInk" xmlns:wne="http://schemas.microsoft.com/office/word/2006/wordml" xmlns:wps="http://schemas.microsoft.com/office/word/2010/wordprocessingShape" mc:Ignorable="w14 w15 w16se wp14">
   <w:body>
     <w:p>
       <w:pPr>
@@ -424,6 +424,13 @@
     </w:p>
     <w:sdt>
       <w:sdtPr>
+        <w:rPr>
+          <w:rFonts w:eastAsiaTheme="minorHAnsi" w:cstheme="minorBidi"/>
+          <w:b w:val="0"/>
+          <w:color w:val="auto"/>
+          <w:szCs w:val="22"/>
+          <w:lang w:eastAsia="en-US"/>
+        </w:rPr>
         <w:id w:val="477198729"/>
         <w:docPartObj>
           <w:docPartGallery w:val="Table of Contents"/>
@@ -432,11 +439,7 @@
       </w:sdtPr>
       <w:sdtEndPr>
         <w:rPr>
-          <w:rFonts w:eastAsiaTheme="minorHAnsi" w:cstheme="minorBidi"/>
           <w:bCs/>
-          <w:color w:val="auto"/>
-          <w:szCs w:val="22"/>
-          <w:lang w:eastAsia="en-US"/>
         </w:rPr>
       </w:sdtEndPr>
       <w:sdtContent>
@@ -1057,6 +1060,7 @@
     <w:p>
       <w:pPr>
         <w:pStyle w:val="1"/>
+        <w:spacing w:before="0" w:after="0"/>
       </w:pPr>
       <w:bookmarkStart w:id="0" w:name="_Toc206830189"/>
       <w:r>
@@ -1067,7 +1071,7 @@
     </w:p>
     <w:p>
       <w:pPr>
-        <w:spacing w:line="360" w:lineRule="auto"/>
+        <w:spacing w:after="0" w:line="360" w:lineRule="auto"/>
         <w:ind w:firstLine="709"/>
       </w:pPr>
       <w:r>
@@ -1111,7 +1115,14 @@
     </w:p>
     <w:p>
       <w:pPr>
+        <w:spacing w:after="0" w:line="360" w:lineRule="auto"/>
+        <w:ind w:firstLine="709"/>
+      </w:pPr>
+    </w:p>
+    <w:p>
+      <w:pPr>
         <w:pStyle w:val="1"/>
+        <w:spacing w:before="0" w:after="0"/>
       </w:pPr>
       <w:bookmarkStart w:id="1" w:name="_Toc206830190"/>
       <w:r>
@@ -1121,7 +1132,7 @@
     </w:p>
     <w:p>
       <w:pPr>
-        <w:spacing w:line="360" w:lineRule="auto"/>
+        <w:spacing w:after="0" w:line="360" w:lineRule="auto"/>
         <w:ind w:firstLine="708"/>
       </w:pPr>
       <w:r>
@@ -1172,7 +1183,7 @@
     </w:p>
     <w:p>
       <w:pPr>
-        <w:spacing w:line="360" w:lineRule="auto"/>
+        <w:spacing w:after="0" w:line="360" w:lineRule="auto"/>
         <w:ind w:firstLine="708"/>
       </w:pPr>
       <w:r>
@@ -1220,7 +1231,7 @@
     </w:p>
     <w:p>
       <w:pPr>
-        <w:spacing w:line="360" w:lineRule="auto"/>
+        <w:spacing w:after="0" w:line="360" w:lineRule="auto"/>
         <w:ind w:firstLine="708"/>
       </w:pPr>
       <w:r>
@@ -1265,12 +1276,7 @@
         <w:t>центрировано</w:t>
       </w:r>
       <w:r>
-        <w:t xml:space="preserve"> выводить изображение графика функции в полярной системе координат, а также изображение графика фу</w:t>
-      </w:r>
-      <w:bookmarkStart w:id="2" w:name="_GoBack"/>
-      <w:bookmarkEnd w:id="2"/>
-      <w:r>
-        <w:t xml:space="preserve">нкции в </w:t>
+        <w:t xml:space="preserve"> выводить изображение графика функции в полярной системе координат, а также изображение графика функции в </w:t>
       </w:r>
       <w:r>
         <w:t>Д</w:t>
@@ -1281,7 +1287,7 @@
     </w:p>
     <w:p>
       <w:pPr>
-        <w:spacing w:line="360" w:lineRule="auto"/>
+        <w:spacing w:after="0" w:line="360" w:lineRule="auto"/>
         <w:ind w:firstLine="708"/>
       </w:pPr>
       <w:r>
@@ -1346,12 +1352,12 @@
       <w:pPr>
         <w:pStyle w:val="1"/>
       </w:pPr>
-      <w:bookmarkStart w:id="3" w:name="_Toc206830191"/>
+      <w:bookmarkStart w:id="2" w:name="_Toc206830191"/>
       <w:r>
         <w:lastRenderedPageBreak/>
         <w:t>Блок-схема</w:t>
       </w:r>
-      <w:bookmarkEnd w:id="3"/>
+      <w:bookmarkEnd w:id="2"/>
     </w:p>
     <w:p>
       <w:pPr>
@@ -1359,6 +1365,10 @@
         <w:jc w:val="center"/>
       </w:pPr>
       <w:r>
+        <w:rPr>
+          <w:noProof/>
+          <w:lang w:eastAsia="ru-RU"/>
+        </w:rPr>
         <w:drawing>
           <wp:inline distT="0" distB="0" distL="0" distR="0" wp14:anchorId="686B6FA8" wp14:editId="40A2DDEA">
             <wp:extent cx="5647427" cy="4724400"/>
@@ -1404,24 +1414,14 @@
       <w:r>
         <w:t xml:space="preserve">Рисунок </w:t>
       </w:r>
-      <w:r>
-        <w:fldChar w:fldCharType="begin"/>
-      </w:r>
-      <w:r>
-        <w:instrText xml:space="preserve"> SEQ Рисунок \* ARABIC </w:instrText>
-      </w:r>
-      <w:r>
-        <w:fldChar w:fldCharType="separate"/>
-      </w:r>
-      <w:r>
-        <w:rPr>
-          <w:noProof/>
-        </w:rPr>
-        <w:t>1</w:t>
-      </w:r>
-      <w:r>
-        <w:fldChar w:fldCharType="end"/>
-      </w:r>
+      <w:fldSimple w:instr=" SEQ Рисунок \* ARABIC ">
+        <w:r>
+          <w:rPr>
+            <w:noProof/>
+          </w:rPr>
+          <w:t>1</w:t>
+        </w:r>
+      </w:fldSimple>
       <w:r>
         <w:t xml:space="preserve"> – Блок-схема алгоритма программы</w:t>
       </w:r>
@@ -1429,12 +1429,20 @@
     <w:p>
       <w:pPr>
         <w:spacing w:line="360" w:lineRule="auto"/>
+      </w:pPr>
+      <w:r>
+        <w:tab/>
+      </w:r>
+    </w:p>
+    <w:p>
+      <w:pPr>
+        <w:spacing w:line="360" w:lineRule="auto"/>
+        <w:ind w:firstLine="708"/>
         <w:rPr>
           <w:rFonts w:eastAsiaTheme="minorEastAsia"/>
         </w:rPr>
       </w:pPr>
       <w:r>
-        <w:tab/>
         <w:t xml:space="preserve">На Рисунке 1 представлена блок-схема алгоритма работы программы, реализующей построение и вывод пользователю графика функции </w:t>
       </w:r>
     </w:p>
@@ -1489,13 +1497,7 @@
           <w:rPr>
             <w:rFonts w:ascii="Cambria Math" w:hAnsi="Cambria Math"/>
           </w:rPr>
-          <m:t>(2x)</m:t>
-        </m:r>
-        <m:r>
-          <w:rPr>
-            <w:rFonts w:ascii="Cambria Math" w:hAnsi="Cambria Math"/>
-          </w:rPr>
-          <m:t xml:space="preserve"> </m:t>
+          <m:t xml:space="preserve">(2x) </m:t>
         </m:r>
       </m:oMath>
       <w:r>
@@ -1512,7 +1514,7 @@
           <w:i/>
         </w:rPr>
       </w:pPr>
-      <w:bookmarkStart w:id="4" w:name="_Toc206830192"/>
+      <w:bookmarkStart w:id="3" w:name="_Toc206830192"/>
       <w:r>
         <w:lastRenderedPageBreak/>
         <w:t xml:space="preserve">Решение задачи в пакете </w:t>
@@ -1553,7 +1555,7 @@
         </w:rPr>
         <w:t>LabView</w:t>
       </w:r>
-      <w:bookmarkEnd w:id="4"/>
+      <w:bookmarkEnd w:id="3"/>
     </w:p>
     <w:p>
       <w:pPr>
@@ -1561,6 +1563,10 @@
         <w:jc w:val="center"/>
       </w:pPr>
       <w:r>
+        <w:rPr>
+          <w:noProof/>
+          <w:lang w:eastAsia="ru-RU"/>
+        </w:rPr>
         <w:drawing>
           <wp:inline distT="0" distB="0" distL="0" distR="0" wp14:anchorId="696CC6AE" wp14:editId="1AA4007D">
             <wp:extent cx="4256129" cy="2798445"/>
@@ -1606,42 +1612,36 @@
       <w:r>
         <w:t xml:space="preserve">Рисунок </w:t>
       </w:r>
-      <w:r>
-        <w:fldChar w:fldCharType="begin"/>
-      </w:r>
-      <w:r>
-        <w:instrText xml:space="preserve"> SEQ Рисунок \* ARABIC </w:instrText>
-      </w:r>
-      <w:r>
-        <w:fldChar w:fldCharType="separate"/>
-      </w:r>
+      <w:fldSimple w:instr=" SEQ Рисунок \* ARABIC ">
+        <w:r>
+          <w:rPr>
+            <w:noProof/>
+          </w:rPr>
+          <w:t>2</w:t>
+        </w:r>
+      </w:fldSimple>
+      <w:r>
+        <w:t xml:space="preserve"> – Интерфейс программы</w:t>
+      </w:r>
+      <w:r>
+        <w:tab/>
+      </w:r>
+    </w:p>
+    <w:p>
+      <w:pPr>
+        <w:jc w:val="left"/>
+      </w:pPr>
+    </w:p>
+    <w:p>
+      <w:pPr>
+        <w:keepNext/>
+        <w:jc w:val="center"/>
+      </w:pPr>
       <w:r>
         <w:rPr>
           <w:noProof/>
-        </w:rPr>
-        <w:t>2</w:t>
-      </w:r>
-      <w:r>
-        <w:fldChar w:fldCharType="end"/>
-      </w:r>
-      <w:r>
-        <w:t xml:space="preserve"> – Интерфейс программы</w:t>
-      </w:r>
-      <w:r>
-        <w:tab/>
-      </w:r>
-    </w:p>
-    <w:p>
-      <w:pPr>
-        <w:jc w:val="left"/>
-      </w:pPr>
-    </w:p>
-    <w:p>
-      <w:pPr>
-        <w:keepNext/>
-        <w:jc w:val="center"/>
-      </w:pPr>
-      <w:r>
+          <w:lang w:eastAsia="ru-RU"/>
+        </w:rPr>
         <w:drawing>
           <wp:inline distT="0" distB="0" distL="0" distR="0" wp14:anchorId="5952E3DA" wp14:editId="00E34DBC">
             <wp:extent cx="5940425" cy="2242185"/>
@@ -1687,24 +1687,14 @@
       <w:r>
         <w:t xml:space="preserve">Рисунок </w:t>
       </w:r>
-      <w:r>
-        <w:fldChar w:fldCharType="begin"/>
-      </w:r>
-      <w:r>
-        <w:instrText xml:space="preserve"> SEQ Рисунок \* ARABIC </w:instrText>
-      </w:r>
-      <w:r>
-        <w:fldChar w:fldCharType="separate"/>
-      </w:r>
-      <w:r>
-        <w:rPr>
-          <w:noProof/>
-        </w:rPr>
-        <w:t>3</w:t>
-      </w:r>
-      <w:r>
-        <w:fldChar w:fldCharType="end"/>
-      </w:r>
+      <w:fldSimple w:instr=" SEQ Рисунок \* ARABIC ">
+        <w:r>
+          <w:rPr>
+            <w:noProof/>
+          </w:rPr>
+          <w:t>3</w:t>
+        </w:r>
+      </w:fldSimple>
       <w:r>
         <w:t xml:space="preserve"> – Блок-диаграмма виртуального прибора</w:t>
       </w:r>
@@ -1712,6 +1702,13 @@
     <w:p>
       <w:r>
         <w:tab/>
+      </w:r>
+    </w:p>
+    <w:p>
+      <w:pPr>
+        <w:ind w:firstLine="708"/>
+      </w:pPr>
+      <w:r>
         <w:t>На Рисунке 2 и Рисунке 3 представлены интерфейс</w:t>
       </w:r>
       <w:r>
@@ -1820,22 +1817,29 @@
       <w:pPr>
         <w:pStyle w:val="1"/>
       </w:pPr>
-      <w:bookmarkStart w:id="5" w:name="_Toc206830193"/>
+      <w:bookmarkStart w:id="4" w:name="_Toc206830193"/>
       <w:r>
         <w:lastRenderedPageBreak/>
-        <w:t xml:space="preserve">Примеры </w:t>
-      </w:r>
-      <w:r>
-        <w:t>результатов работы виртуального прибора и проверка результатов</w:t>
-      </w:r>
-      <w:bookmarkEnd w:id="5"/>
+        <w:t>Примеры результатов работы виртуального прибора и проверка результатов</w:t>
+      </w:r>
+      <w:bookmarkEnd w:id="4"/>
     </w:p>
     <w:p>
       <w:pPr>
         <w:keepNext/>
         <w:jc w:val="center"/>
       </w:pPr>
-      <w:r>
+    </w:p>
+    <w:p>
+      <w:pPr>
+        <w:keepNext/>
+        <w:jc w:val="center"/>
+      </w:pPr>
+      <w:r>
+        <w:rPr>
+          <w:noProof/>
+          <w:lang w:eastAsia="ru-RU"/>
+        </w:rPr>
         <w:drawing>
           <wp:inline distT="0" distB="0" distL="0" distR="0" wp14:anchorId="50019703" wp14:editId="680B399C">
             <wp:extent cx="4431665" cy="2748059"/>
@@ -1881,24 +1885,14 @@
       <w:r>
         <w:t xml:space="preserve">Рисунок </w:t>
       </w:r>
-      <w:r>
-        <w:fldChar w:fldCharType="begin"/>
-      </w:r>
-      <w:r>
-        <w:instrText xml:space="preserve"> SEQ Рисунок \* ARABIC </w:instrText>
-      </w:r>
-      <w:r>
-        <w:fldChar w:fldCharType="separate"/>
-      </w:r>
-      <w:r>
-        <w:rPr>
-          <w:noProof/>
-        </w:rPr>
-        <w:t>4</w:t>
-      </w:r>
-      <w:r>
-        <w:fldChar w:fldCharType="end"/>
-      </w:r>
+      <w:fldSimple w:instr=" SEQ Рисунок \* ARABIC ">
+        <w:r>
+          <w:rPr>
+            <w:noProof/>
+          </w:rPr>
+          <w:t>4</w:t>
+        </w:r>
+      </w:fldSimple>
       <w:r>
         <w:t xml:space="preserve"> – Пример работы программы при вводе некорректных начальных значений</w:t>
       </w:r>
@@ -1909,6 +1903,12 @@
         <w:ind w:firstLine="708"/>
         <w:jc w:val="left"/>
       </w:pPr>
+    </w:p>
+    <w:p>
+      <w:pPr>
+        <w:spacing w:line="240" w:lineRule="auto"/>
+        <w:ind w:firstLine="708"/>
+      </w:pPr>
       <w:r>
         <w:t>На Рисунке 4 представлен пример запуска программы при</w:t>
       </w:r>
@@ -1916,16 +1916,15 @@
         <w:t xml:space="preserve"> </w:t>
       </w:r>
       <w:r>
-        <w:t>вводе</w:t>
-      </w:r>
-      <w:r>
-        <w:t xml:space="preserve"> </w:t>
+        <w:t xml:space="preserve">вводе </w:t>
       </w:r>
     </w:p>
     <w:p>
       <w:pPr>
         <w:spacing w:line="240" w:lineRule="auto"/>
-        <w:jc w:val="left"/>
+        <w:rPr>
+          <w:rFonts w:eastAsiaTheme="minorEastAsia"/>
+        </w:rPr>
       </w:pPr>
       <m:oMath>
         <m:r>
@@ -1950,11 +1949,21 @@
     </w:p>
     <w:p>
       <w:pPr>
+        <w:spacing w:line="240" w:lineRule="auto"/>
+        <w:jc w:val="left"/>
+      </w:pPr>
+    </w:p>
+    <w:p>
+      <w:pPr>
         <w:keepNext/>
         <w:ind w:firstLine="709"/>
         <w:jc w:val="center"/>
       </w:pPr>
       <w:r>
+        <w:rPr>
+          <w:noProof/>
+          <w:lang w:eastAsia="ru-RU"/>
+        </w:rPr>
         <w:drawing>
           <wp:inline distT="0" distB="0" distL="0" distR="0" wp14:anchorId="0B08DBDB" wp14:editId="6DE72378">
             <wp:extent cx="4541520" cy="2805985"/>
@@ -2000,24 +2009,14 @@
       <w:r>
         <w:t xml:space="preserve">Рисунок </w:t>
       </w:r>
-      <w:r>
-        <w:fldChar w:fldCharType="begin"/>
-      </w:r>
-      <w:r>
-        <w:instrText xml:space="preserve"> SEQ Рисунок \* ARABIC </w:instrText>
-      </w:r>
-      <w:r>
-        <w:fldChar w:fldCharType="separate"/>
-      </w:r>
-      <w:r>
-        <w:rPr>
-          <w:noProof/>
-        </w:rPr>
-        <w:t>5</w:t>
-      </w:r>
-      <w:r>
-        <w:fldChar w:fldCharType="end"/>
-      </w:r>
+      <w:fldSimple w:instr=" SEQ Рисунок \* ARABIC ">
+        <w:r>
+          <w:rPr>
+            <w:noProof/>
+          </w:rPr>
+          <w:t>5</w:t>
+        </w:r>
+      </w:fldSimple>
       <w:r>
         <w:t xml:space="preserve"> – Пример успешного запуска программы</w:t>
       </w:r>
@@ -2031,13 +2030,8 @@
         </w:rPr>
       </w:pPr>
       <w:r>
-        <w:t xml:space="preserve">На Рисунке </w:t>
-      </w:r>
-      <w:r>
-        <w:t>5</w:t>
-      </w:r>
-      <w:r>
-        <w:t xml:space="preserve"> представлен пример работы программы при начальных значениях </w:t>
+        <w:lastRenderedPageBreak/>
+        <w:t xml:space="preserve">На Рисунке 5 представлен пример работы программы при начальных значениях </w:t>
       </w:r>
       <m:oMath>
         <m:r>
@@ -2050,7 +2044,13 @@
           <w:rPr>
             <w:rFonts w:ascii="Cambria Math" w:hAnsi="Cambria Math"/>
           </w:rPr>
-          <m:t>h=0,01</m:t>
+          <m:t>h=</m:t>
+        </m:r>
+        <m:r>
+          <w:rPr>
+            <w:rFonts w:ascii="Cambria Math" w:hAnsi="Cambria Math"/>
+          </w:rPr>
+          <m:t>0,01</m:t>
         </m:r>
       </m:oMath>
       <w:r>
@@ -2072,7 +2072,10 @@
         <w:jc w:val="center"/>
       </w:pPr>
       <w:r>
-        <w:lastRenderedPageBreak/>
+        <w:rPr>
+          <w:noProof/>
+          <w:lang w:eastAsia="ru-RU"/>
+        </w:rPr>
         <w:drawing>
           <wp:inline distT="0" distB="0" distL="0" distR="0" wp14:anchorId="45EFA1FE" wp14:editId="67EA3446">
             <wp:extent cx="5940425" cy="2372360"/>
@@ -2123,24 +2126,14 @@
       <w:r>
         <w:t xml:space="preserve">Рисунок </w:t>
       </w:r>
-      <w:r>
-        <w:fldChar w:fldCharType="begin"/>
-      </w:r>
-      <w:r>
-        <w:instrText xml:space="preserve"> SEQ Рисунок \* ARABIC </w:instrText>
-      </w:r>
-      <w:r>
-        <w:fldChar w:fldCharType="separate"/>
-      </w:r>
-      <w:r>
-        <w:rPr>
-          <w:noProof/>
-        </w:rPr>
-        <w:t>6</w:t>
-      </w:r>
-      <w:r>
-        <w:fldChar w:fldCharType="end"/>
-      </w:r>
+      <w:fldSimple w:instr=" SEQ Рисунок \* ARABIC ">
+        <w:r>
+          <w:rPr>
+            <w:noProof/>
+          </w:rPr>
+          <w:t>6</w:t>
+        </w:r>
+      </w:fldSimple>
       <w:r>
         <w:t xml:space="preserve"> – Графики функции </w:t>
       </w:r>
@@ -2237,10 +2230,18 @@
       <w:pPr>
         <w:ind w:firstLine="709"/>
         <w:jc w:val="left"/>
+      </w:pPr>
+    </w:p>
+    <w:p>
+      <w:pPr>
+        <w:ind w:firstLine="709"/>
+        <w:jc w:val="left"/>
         <w:rPr>
           <w:rFonts w:eastAsiaTheme="minorEastAsia"/>
         </w:rPr>
       </w:pPr>
+      <w:bookmarkStart w:id="5" w:name="_GoBack"/>
+      <w:bookmarkEnd w:id="5"/>
       <w:r>
         <w:t xml:space="preserve">Сравнив графики, построенные с помощью </w:t>
       </w:r>
@@ -2273,6 +2274,15 @@
         </w:rPr>
         <w:t>, можно сделать вывод, что созданный виртуальный прибор корректно строит график функции, заданной по варианту задания.</w:t>
       </w:r>
+    </w:p>
+    <w:p>
+      <w:pPr>
+        <w:ind w:firstLine="709"/>
+        <w:jc w:val="left"/>
+        <w:rPr>
+          <w:rFonts w:eastAsiaTheme="minorEastAsia"/>
+        </w:rPr>
+      </w:pPr>
     </w:p>
     <w:p>
       <w:pPr>
@@ -2478,7 +2488,7 @@
 </file>
 
 <file path=word/endnotes.xml><?xml version="1.0" encoding="utf-8"?>
-<w:endnotes xmlns:wpc="http://schemas.microsoft.com/office/word/2010/wordprocessingCanvas" xmlns:cx="http://schemas.microsoft.com/office/drawing/2014/chartex" xmlns:cx1="http://schemas.microsoft.com/office/drawing/2015/9/8/chartex" xmlns:cx2="http://schemas.microsoft.com/office/drawing/2015/10/21/chartex" xmlns:cx3="http://schemas.microsoft.com/office/drawing/2016/5/9/chartex" xmlns:cx4="http://schemas.microsoft.com/office/drawing/2016/5/10/chartex" xmlns:cx5="http://schemas.microsoft.com/office/drawing/2016/5/11/chartex" xmlns:cx6="http://schemas.microsoft.com/office/drawing/2016/5/12/chartex" xmlns:cx7="http://schemas.microsoft.com/office/drawing/2016/5/13/chartex" xmlns:cx8="http://schemas.microsoft.com/office/drawing/2016/5/14/chartex" xmlns:mc="http://schemas.openxmlformats.org/markup-compatibility/2006" xmlns:aink="http://schemas.microsoft.com/office/drawing/2016/ink" xmlns:am3d="http://schemas.microsoft.com/office/drawing/2017/model3d" xmlns:o="urn:schemas-microsoft-com:office:office" xmlns:r="http://schemas.openxmlformats.org/officeDocument/2006/relationships" xmlns:m="http://schemas.openxmlformats.org/officeDocument/2006/math" xmlns:v="urn:schemas-microsoft-com:vml" xmlns:wp14="http://schemas.microsoft.com/office/word/2010/wordprocessingDrawing" xmlns:wp="http://schemas.openxmlformats.org/drawingml/2006/wordprocessingDrawing" xmlns:w10="urn:schemas-microsoft-com:office:word" xmlns:w="http://schemas.openxmlformats.org/wordprocessingml/2006/main" xmlns:w14="http://schemas.microsoft.com/office/word/2010/wordml" xmlns:w15="http://schemas.microsoft.com/office/word/2012/wordml" xmlns:w16cex="http://schemas.microsoft.com/office/word/2018/wordml/cex" xmlns:w16cid="http://schemas.microsoft.com/office/word/2016/wordml/cid" xmlns:w16="http://schemas.microsoft.com/office/word/2018/wordml" xmlns:w16se="http://schemas.microsoft.com/office/word/2015/wordml/symex" xmlns:wpg="http://schemas.microsoft.com/office/word/2010/wordprocessingGroup" xmlns:wpi="http://schemas.microsoft.com/office/word/2010/wordprocessingInk" xmlns:wne="http://schemas.microsoft.com/office/word/2006/wordml" xmlns:wps="http://schemas.microsoft.com/office/word/2010/wordprocessingShape" mc:Ignorable="w14 w15 w16se w16cid w16 w16cex wp14">
+<w:endnotes xmlns:wpc="http://schemas.microsoft.com/office/word/2010/wordprocessingCanvas" xmlns:cx="http://schemas.microsoft.com/office/drawing/2014/chartex" xmlns:cx1="http://schemas.microsoft.com/office/drawing/2015/9/8/chartex" xmlns:mc="http://schemas.openxmlformats.org/markup-compatibility/2006" xmlns:o="urn:schemas-microsoft-com:office:office" xmlns:r="http://schemas.openxmlformats.org/officeDocument/2006/relationships" xmlns:m="http://schemas.openxmlformats.org/officeDocument/2006/math" xmlns:v="urn:schemas-microsoft-com:vml" xmlns:wp14="http://schemas.microsoft.com/office/word/2010/wordprocessingDrawing" xmlns:wp="http://schemas.openxmlformats.org/drawingml/2006/wordprocessingDrawing" xmlns:w10="urn:schemas-microsoft-com:office:word" xmlns:w="http://schemas.openxmlformats.org/wordprocessingml/2006/main" xmlns:w14="http://schemas.microsoft.com/office/word/2010/wordml" xmlns:w15="http://schemas.microsoft.com/office/word/2012/wordml" xmlns:w16se="http://schemas.microsoft.com/office/word/2015/wordml/symex" xmlns:wpg="http://schemas.microsoft.com/office/word/2010/wordprocessingGroup" xmlns:wpi="http://schemas.microsoft.com/office/word/2010/wordprocessingInk" xmlns:wne="http://schemas.microsoft.com/office/word/2006/wordml" xmlns:wps="http://schemas.microsoft.com/office/word/2010/wordprocessingShape" mc:Ignorable="w14 w15 w16se wp14">
   <w:endnote w:type="separator" w:id="-1">
     <w:p>
       <w:pPr>
@@ -2503,7 +2513,7 @@
 </file>
 
 <file path=word/footer1.xml><?xml version="1.0" encoding="utf-8"?>
-<w:ftr xmlns:wpc="http://schemas.microsoft.com/office/word/2010/wordprocessingCanvas" xmlns:cx="http://schemas.microsoft.com/office/drawing/2014/chartex" xmlns:cx1="http://schemas.microsoft.com/office/drawing/2015/9/8/chartex" xmlns:cx2="http://schemas.microsoft.com/office/drawing/2015/10/21/chartex" xmlns:cx3="http://schemas.microsoft.com/office/drawing/2016/5/9/chartex" xmlns:cx4="http://schemas.microsoft.com/office/drawing/2016/5/10/chartex" xmlns:cx5="http://schemas.microsoft.com/office/drawing/2016/5/11/chartex" xmlns:cx6="http://schemas.microsoft.com/office/drawing/2016/5/12/chartex" xmlns:cx7="http://schemas.microsoft.com/office/drawing/2016/5/13/chartex" xmlns:cx8="http://schemas.microsoft.com/office/drawing/2016/5/14/chartex" xmlns:mc="http://schemas.openxmlformats.org/markup-compatibility/2006" xmlns:aink="http://schemas.microsoft.com/office/drawing/2016/ink" xmlns:am3d="http://schemas.microsoft.com/office/drawing/2017/model3d" xmlns:o="urn:schemas-microsoft-com:office:office" xmlns:r="http://schemas.openxmlformats.org/officeDocument/2006/relationships" xmlns:m="http://schemas.openxmlformats.org/officeDocument/2006/math" xmlns:v="urn:schemas-microsoft-com:vml" xmlns:wp14="http://schemas.microsoft.com/office/word/2010/wordprocessingDrawing" xmlns:wp="http://schemas.openxmlformats.org/drawingml/2006/wordprocessingDrawing" xmlns:w10="urn:schemas-microsoft-com:office:word" xmlns:w="http://schemas.openxmlformats.org/wordprocessingml/2006/main" xmlns:w14="http://schemas.microsoft.com/office/word/2010/wordml" xmlns:w15="http://schemas.microsoft.com/office/word/2012/wordml" xmlns:w16cex="http://schemas.microsoft.com/office/word/2018/wordml/cex" xmlns:w16cid="http://schemas.microsoft.com/office/word/2016/wordml/cid" xmlns:w16="http://schemas.microsoft.com/office/word/2018/wordml" xmlns:w16se="http://schemas.microsoft.com/office/word/2015/wordml/symex" xmlns:wpg="http://schemas.microsoft.com/office/word/2010/wordprocessingGroup" xmlns:wpi="http://schemas.microsoft.com/office/word/2010/wordprocessingInk" xmlns:wne="http://schemas.microsoft.com/office/word/2006/wordml" xmlns:wps="http://schemas.microsoft.com/office/word/2010/wordprocessingShape" mc:Ignorable="w14 w15 w16se w16cid w16 w16cex wp14">
+<w:ftr xmlns:wpc="http://schemas.microsoft.com/office/word/2010/wordprocessingCanvas" xmlns:cx="http://schemas.microsoft.com/office/drawing/2014/chartex" xmlns:cx1="http://schemas.microsoft.com/office/drawing/2015/9/8/chartex" xmlns:mc="http://schemas.openxmlformats.org/markup-compatibility/2006" xmlns:o="urn:schemas-microsoft-com:office:office" xmlns:r="http://schemas.openxmlformats.org/officeDocument/2006/relationships" xmlns:m="http://schemas.openxmlformats.org/officeDocument/2006/math" xmlns:v="urn:schemas-microsoft-com:vml" xmlns:wp14="http://schemas.microsoft.com/office/word/2010/wordprocessingDrawing" xmlns:wp="http://schemas.openxmlformats.org/drawingml/2006/wordprocessingDrawing" xmlns:w10="urn:schemas-microsoft-com:office:word" xmlns:w="http://schemas.openxmlformats.org/wordprocessingml/2006/main" xmlns:w14="http://schemas.microsoft.com/office/word/2010/wordml" xmlns:w15="http://schemas.microsoft.com/office/word/2012/wordml" xmlns:w16se="http://schemas.microsoft.com/office/word/2015/wordml/symex" xmlns:wpg="http://schemas.microsoft.com/office/word/2010/wordprocessingGroup" xmlns:wpi="http://schemas.microsoft.com/office/word/2010/wordprocessingInk" xmlns:wne="http://schemas.microsoft.com/office/word/2006/wordml" xmlns:wps="http://schemas.microsoft.com/office/word/2010/wordprocessingShape" mc:Ignorable="w14 w15 w16se wp14">
   <w:sdt>
     <w:sdtPr>
       <w:id w:val="-1871218611"/>
@@ -2512,6 +2522,7 @@
         <w:docPartUnique/>
       </w:docPartObj>
     </w:sdtPr>
+    <w:sdtEndPr/>
     <w:sdtContent>
       <w:p>
         <w:pPr>
@@ -2528,7 +2539,10 @@
           <w:fldChar w:fldCharType="separate"/>
         </w:r>
         <w:r>
-          <w:t>2</w:t>
+          <w:rPr>
+            <w:noProof/>
+          </w:rPr>
+          <w:t>6</w:t>
         </w:r>
         <w:r>
           <w:fldChar w:fldCharType="end"/>
@@ -2545,7 +2559,7 @@
 </file>
 
 <file path=word/footnotes.xml><?xml version="1.0" encoding="utf-8"?>
-<w:footnotes xmlns:wpc="http://schemas.microsoft.com/office/word/2010/wordprocessingCanvas" xmlns:cx="http://schemas.microsoft.com/office/drawing/2014/chartex" xmlns:cx1="http://schemas.microsoft.com/office/drawing/2015/9/8/chartex" xmlns:cx2="http://schemas.microsoft.com/office/drawing/2015/10/21/chartex" xmlns:cx3="http://schemas.microsoft.com/office/drawing/2016/5/9/chartex" xmlns:cx4="http://schemas.microsoft.com/office/drawing/2016/5/10/chartex" xmlns:cx5="http://schemas.microsoft.com/office/drawing/2016/5/11/chartex" xmlns:cx6="http://schemas.microsoft.com/office/drawing/2016/5/12/chartex" xmlns:cx7="http://schemas.microsoft.com/office/drawing/2016/5/13/chartex" xmlns:cx8="http://schemas.microsoft.com/office/drawing/2016/5/14/chartex" xmlns:mc="http://schemas.openxmlformats.org/markup-compatibility/2006" xmlns:aink="http://schemas.microsoft.com/office/drawing/2016/ink" xmlns:am3d="http://schemas.microsoft.com/office/drawing/2017/model3d" xmlns:o="urn:schemas-microsoft-com:office:office" xmlns:r="http://schemas.openxmlformats.org/officeDocument/2006/relationships" xmlns:m="http://schemas.openxmlformats.org/officeDocument/2006/math" xmlns:v="urn:schemas-microsoft-com:vml" xmlns:wp14="http://schemas.microsoft.com/office/word/2010/wordprocessingDrawing" xmlns:wp="http://schemas.openxmlformats.org/drawingml/2006/wordprocessingDrawing" xmlns:w10="urn:schemas-microsoft-com:office:word" xmlns:w="http://schemas.openxmlformats.org/wordprocessingml/2006/main" xmlns:w14="http://schemas.microsoft.com/office/word/2010/wordml" xmlns:w15="http://schemas.microsoft.com/office/word/2012/wordml" xmlns:w16cex="http://schemas.microsoft.com/office/word/2018/wordml/cex" xmlns:w16cid="http://schemas.microsoft.com/office/word/2016/wordml/cid" xmlns:w16="http://schemas.microsoft.com/office/word/2018/wordml" xmlns:w16se="http://schemas.microsoft.com/office/word/2015/wordml/symex" xmlns:wpg="http://schemas.microsoft.com/office/word/2010/wordprocessingGroup" xmlns:wpi="http://schemas.microsoft.com/office/word/2010/wordprocessingInk" xmlns:wne="http://schemas.microsoft.com/office/word/2006/wordml" xmlns:wps="http://schemas.microsoft.com/office/word/2010/wordprocessingShape" mc:Ignorable="w14 w15 w16se w16cid w16 w16cex wp14">
+<w:footnotes xmlns:wpc="http://schemas.microsoft.com/office/word/2010/wordprocessingCanvas" xmlns:cx="http://schemas.microsoft.com/office/drawing/2014/chartex" xmlns:cx1="http://schemas.microsoft.com/office/drawing/2015/9/8/chartex" xmlns:mc="http://schemas.openxmlformats.org/markup-compatibility/2006" xmlns:o="urn:schemas-microsoft-com:office:office" xmlns:r="http://schemas.openxmlformats.org/officeDocument/2006/relationships" xmlns:m="http://schemas.openxmlformats.org/officeDocument/2006/math" xmlns:v="urn:schemas-microsoft-com:vml" xmlns:wp14="http://schemas.microsoft.com/office/word/2010/wordprocessingDrawing" xmlns:wp="http://schemas.openxmlformats.org/drawingml/2006/wordprocessingDrawing" xmlns:w10="urn:schemas-microsoft-com:office:word" xmlns:w="http://schemas.openxmlformats.org/wordprocessingml/2006/main" xmlns:w14="http://schemas.microsoft.com/office/word/2010/wordml" xmlns:w15="http://schemas.microsoft.com/office/word/2012/wordml" xmlns:w16se="http://schemas.microsoft.com/office/word/2015/wordml/symex" xmlns:wpg="http://schemas.microsoft.com/office/word/2010/wordprocessingGroup" xmlns:wpi="http://schemas.microsoft.com/office/word/2010/wordprocessingInk" xmlns:wne="http://schemas.microsoft.com/office/word/2006/wordml" xmlns:wps="http://schemas.microsoft.com/office/word/2010/wordprocessingShape" mc:Ignorable="w14 w15 w16se wp14">
   <w:footnote w:type="separator" w:id="-1">
     <w:p>
       <w:pPr>
@@ -2570,7 +2584,7 @@
 </file>
 
 <file path=word/numbering.xml><?xml version="1.0" encoding="utf-8"?>
-<w:numbering xmlns:wpc="http://schemas.microsoft.com/office/word/2010/wordprocessingCanvas" xmlns:cx="http://schemas.microsoft.com/office/drawing/2014/chartex" xmlns:cx1="http://schemas.microsoft.com/office/drawing/2015/9/8/chartex" xmlns:cx2="http://schemas.microsoft.com/office/drawing/2015/10/21/chartex" xmlns:cx3="http://schemas.microsoft.com/office/drawing/2016/5/9/chartex" xmlns:cx4="http://schemas.microsoft.com/office/drawing/2016/5/10/chartex" xmlns:cx5="http://schemas.microsoft.com/office/drawing/2016/5/11/chartex" xmlns:cx6="http://schemas.microsoft.com/office/drawing/2016/5/12/chartex" xmlns:cx7="http://schemas.microsoft.com/office/drawing/2016/5/13/chartex" xmlns:cx8="http://schemas.microsoft.com/office/drawing/2016/5/14/chartex" xmlns:mc="http://schemas.openxmlformats.org/markup-compatibility/2006" xmlns:aink="http://schemas.microsoft.com/office/drawing/2016/ink" xmlns:am3d="http://schemas.microsoft.com/office/drawing/2017/model3d" xmlns:o="urn:schemas-microsoft-com:office:office" xmlns:r="http://schemas.openxmlformats.org/officeDocument/2006/relationships" xmlns:m="http://schemas.openxmlformats.org/officeDocument/2006/math" xmlns:v="urn:schemas-microsoft-com:vml" xmlns:wp14="http://schemas.microsoft.com/office/word/2010/wordprocessingDrawing" xmlns:wp="http://schemas.openxmlformats.org/drawingml/2006/wordprocessingDrawing" xmlns:w10="urn:schemas-microsoft-com:office:word" xmlns:w="http://schemas.openxmlformats.org/wordprocessingml/2006/main" xmlns:w14="http://schemas.microsoft.com/office/word/2010/wordml" xmlns:w15="http://schemas.microsoft.com/office/word/2012/wordml" xmlns:w16cex="http://schemas.microsoft.com/office/word/2018/wordml/cex" xmlns:w16cid="http://schemas.microsoft.com/office/word/2016/wordml/cid" xmlns:w16="http://schemas.microsoft.com/office/word/2018/wordml" xmlns:w16se="http://schemas.microsoft.com/office/word/2015/wordml/symex" xmlns:wpg="http://schemas.microsoft.com/office/word/2010/wordprocessingGroup" xmlns:wpi="http://schemas.microsoft.com/office/word/2010/wordprocessingInk" xmlns:wne="http://schemas.microsoft.com/office/word/2006/wordml" xmlns:wps="http://schemas.microsoft.com/office/word/2010/wordprocessingShape" mc:Ignorable="w14 w15 w16se w16cid w16 w16cex wp14">
+<w:numbering xmlns:wpc="http://schemas.microsoft.com/office/word/2010/wordprocessingCanvas" xmlns:cx="http://schemas.microsoft.com/office/drawing/2014/chartex" xmlns:cx1="http://schemas.microsoft.com/office/drawing/2015/9/8/chartex" xmlns:mc="http://schemas.openxmlformats.org/markup-compatibility/2006" xmlns:o="urn:schemas-microsoft-com:office:office" xmlns:r="http://schemas.openxmlformats.org/officeDocument/2006/relationships" xmlns:m="http://schemas.openxmlformats.org/officeDocument/2006/math" xmlns:v="urn:schemas-microsoft-com:vml" xmlns:wp14="http://schemas.microsoft.com/office/word/2010/wordprocessingDrawing" xmlns:wp="http://schemas.openxmlformats.org/drawingml/2006/wordprocessingDrawing" xmlns:w10="urn:schemas-microsoft-com:office:word" xmlns:w="http://schemas.openxmlformats.org/wordprocessingml/2006/main" xmlns:w14="http://schemas.microsoft.com/office/word/2010/wordml" xmlns:w15="http://schemas.microsoft.com/office/word/2012/wordml" xmlns:w16se="http://schemas.microsoft.com/office/word/2015/wordml/symex" xmlns:wpg="http://schemas.microsoft.com/office/word/2010/wordprocessingGroup" xmlns:wpi="http://schemas.microsoft.com/office/word/2010/wordprocessingInk" xmlns:wne="http://schemas.microsoft.com/office/word/2006/wordml" xmlns:wps="http://schemas.microsoft.com/office/word/2010/wordprocessingShape" mc:Ignorable="w14 w15 w16se wp14">
   <w:abstractNum w:abstractNumId="0" w15:restartNumberingAfterBreak="0">
     <w:nsid w:val="59444CA0"/>
     <w:multiLevelType w:val="hybridMultilevel"/>
@@ -2785,7 +2799,7 @@
 </file>
 
 <file path=word/styles.xml><?xml version="1.0" encoding="utf-8"?>
-<w:styles xmlns:mc="http://schemas.openxmlformats.org/markup-compatibility/2006" xmlns:r="http://schemas.openxmlformats.org/officeDocument/2006/relationships" xmlns:w="http://schemas.openxmlformats.org/wordprocessingml/2006/main" xmlns:w14="http://schemas.microsoft.com/office/word/2010/wordml" xmlns:w15="http://schemas.microsoft.com/office/word/2012/wordml" xmlns:w16cex="http://schemas.microsoft.com/office/word/2018/wordml/cex" xmlns:w16cid="http://schemas.microsoft.com/office/word/2016/wordml/cid" xmlns:w16="http://schemas.microsoft.com/office/word/2018/wordml" xmlns:w16se="http://schemas.microsoft.com/office/word/2015/wordml/symex" mc:Ignorable="w14 w15 w16se w16cid w16 w16cex">
+<w:styles xmlns:mc="http://schemas.openxmlformats.org/markup-compatibility/2006" xmlns:r="http://schemas.openxmlformats.org/officeDocument/2006/relationships" xmlns:w="http://schemas.openxmlformats.org/wordprocessingml/2006/main" xmlns:w14="http://schemas.microsoft.com/office/word/2010/wordml" xmlns:w15="http://schemas.microsoft.com/office/word/2012/wordml" xmlns:w16se="http://schemas.microsoft.com/office/word/2015/wordml/symex" mc:Ignorable="w14 w15 w16se">
   <w:docDefaults>
     <w:rPrDefault>
       <w:rPr>
@@ -2801,7 +2815,7 @@
       </w:pPr>
     </w:pPrDefault>
   </w:docDefaults>
-  <w:latentStyles w:defLockedState="0" w:defUIPriority="99" w:defSemiHidden="0" w:defUnhideWhenUsed="0" w:defQFormat="0" w:count="376">
+  <w:latentStyles w:defLockedState="0" w:defUIPriority="99" w:defSemiHidden="0" w:defUnhideWhenUsed="0" w:defQFormat="0" w:count="371">
     <w:lsdException w:name="Normal" w:uiPriority="0" w:qFormat="1"/>
     <w:lsdException w:name="heading 1" w:uiPriority="9" w:qFormat="1"/>
     <w:lsdException w:name="heading 2" w:semiHidden="1" w:uiPriority="9" w:unhideWhenUsed="1" w:qFormat="1"/>
@@ -3173,11 +3187,6 @@
     <w:lsdException w:name="List Table 5 Dark Accent 6" w:uiPriority="50"/>
     <w:lsdException w:name="List Table 6 Colorful Accent 6" w:uiPriority="51"/>
     <w:lsdException w:name="List Table 7 Colorful Accent 6" w:uiPriority="52"/>
-    <w:lsdException w:name="Mention" w:semiHidden="1" w:unhideWhenUsed="1"/>
-    <w:lsdException w:name="Smart Hyperlink" w:semiHidden="1" w:unhideWhenUsed="1"/>
-    <w:lsdException w:name="Hashtag" w:semiHidden="1" w:unhideWhenUsed="1"/>
-    <w:lsdException w:name="Unresolved Mention" w:semiHidden="1" w:unhideWhenUsed="1"/>
-    <w:lsdException w:name="Smart Link" w:semiHidden="1" w:unhideWhenUsed="1"/>
   </w:latentStyles>
   <w:style w:type="paragraph" w:default="1" w:styleId="a">
     <w:name w:val="Normal"/>
@@ -3221,7 +3230,6 @@
     <w:uiPriority w:val="1"/>
     <w:semiHidden/>
     <w:unhideWhenUsed/>
-    <w:rsid w:val="00A67213"/>
   </w:style>
   <w:style w:type="table" w:default="1" w:styleId="a1">
     <w:name w:val="Normal Table"/>
@@ -3243,7 +3251,6 @@
     <w:uiPriority w:val="99"/>
     <w:semiHidden/>
     <w:unhideWhenUsed/>
-    <w:rsid w:val="00A67213"/>
   </w:style>
   <w:style w:type="paragraph" w:styleId="a3">
     <w:name w:val="caption"/>
